--- a/lab_02/Звіт_ЛР02.docx
+++ b/lab_02/Звіт_ЛР02.docx
@@ -528,7 +528,7 @@
     </w:p>
     <w:p>
       <w:r>
-        <w:t>Ознайомитися з основними принципами побудови професійних Python-проєктів відповідно до сучасних стандартів розробки (src-layout, pyproject.toml, анотації типів, модульність, контроль версій Git).</w:t>
+        <w:t>Метою роботи є оволодіння навичками роботи зі структурами даних Python (list, tuple, set, dict, collections), декомпозиція програми на функції, використання функціональних особливостей мови (лямбда-функції, замикання, декоратори) та аналіз складності алгоритмів.</w:t>
       </w:r>
     </w:p>
     <w:p>
@@ -536,47 +536,72 @@
         <w:pStyle w:val="Heading2"/>
       </w:pPr>
       <w:r>
-        <w:t>Опис алгоритму (варіант №3: Інтернет-магазин)</w:t>
+        <w:t>Опис алгоритму (варіант №3)</w:t>
       </w:r>
     </w:p>
     <w:p>
       <w:r>
-        <w:t>Для реалізації індивідуального варіант №3 «Інтернет-магазин» (Shop Manager) розроблено модульний застосунок:</w:t>
+        <w:t>Для аналізу інтернет-магазину було реалізовано наступну логіку:</w:t>
       </w:r>
     </w:p>
     <w:p>
       <w:r>
-        <w:t>1. **Моделі даних (`models.py`)**: дата-клас `Product`, що інкапсулює інформацію про товар (`name`, `category`, `price`, `quantity`) та обчислювану властивість `total_value`.</w:t>
+        <w:t>1. **Вибір структур даних**: `list` використано для зберігання списку товарів, `dict` для індексації за ID (забезпечує $O(1)$ для пошуку), `set` для виділення унікальних категорій, а `defaultdict` для ефективного групування за категоріями.</w:t>
       </w:r>
     </w:p>
     <w:p>
       <w:r>
-        <w:t>2. **Сервісний шар (`services.py`)**:</w:t>
+        <w:t>2. **Функціональна декомпозиція**: програма розділена на модулі (data, processors, analytics, main), що відповідають за окремі етапи обробки.</w:t>
       </w:r>
     </w:p>
     <w:p>
       <w:r>
-        <w:t>- `calculate_inventory_value` — розрахунок сумарної вартості залишків на складі;</w:t>
+        <w:t>3. **Обробка даних**:</w:t>
       </w:r>
     </w:p>
     <w:p>
       <w:r>
-        <w:t>- `find_product` — пошук товару за назвою (без урахування регістру);</w:t>
+        <w:t>- `list comprehension` застосовано для фільтрації товарів з низьким залишком.</w:t>
       </w:r>
     </w:p>
     <w:p>
       <w:r>
-        <w:t>- `filter_by_category` — фільтрація списку товарів за категорією;</w:t>
+        <w:t>- `set comprehension` для швидкого збору категорій.</w:t>
       </w:r>
     </w:p>
     <w:p>
       <w:r>
-        <w:t>- `find_most_expensive` — визначення найдорожчого товару в асортименті.</w:t>
+        <w:t>- `lambda` для передачі ключа сортування та пошуку максимуму.</w:t>
       </w:r>
     </w:p>
     <w:p>
       <w:r>
-        <w:t>3. **Точка входу (`main.py`)**: демонстрація роботи з каталогом товарів.</w:t>
+        <w:t>- `closure` (замикання) `create_price_filter` дозволяє динамічно створювати фільтри за ціною.</w:t>
+      </w:r>
+    </w:p>
+    <w:p>
+      <w:r>
+        <w:t>- `decorator` `@benchmark` використовується для вимірювання швидкості виконання ключових операцій.</w:t>
+      </w:r>
+    </w:p>
+    <w:p>
+      <w:r>
+        <w:t>4. **Складність**:</w:t>
+      </w:r>
+    </w:p>
+    <w:p>
+      <w:r>
+        <w:t>- Пошук товару в `list`: $O(n)$.</w:t>
+      </w:r>
+    </w:p>
+    <w:p>
+      <w:r>
+        <w:t>- Пошук товару через `dict index`: $O(1)$.</w:t>
+      </w:r>
+    </w:p>
+    <w:p>
+      <w:r>
+        <w:t>- Сортування товарів: $O(n \log n)$.</w:t>
       </w:r>
     </w:p>
     <w:p>
@@ -589,7 +614,7 @@
     </w:p>
     <w:p>
       <w:r>
-        <w:t>У ході лабораторної роботи №2 створено повністю робочий пакет Python згідно зі стандартами PEP. Всі автотести та перевірки пройдено успішно.</w:t>
+        <w:t>У ході лабораторної роботи було успішно реалізовано систему аналізу даних інтернет-магазину. Використання професійних структур даних (зокрема, словників для індексації) дозволило суттєво оптимізувати операції пошуку порівняно з лінійним перебором. Завдяки функціональній декомпозиції, кодову базу легко підтримувати та масштабувати. Використання замикань та декораторів продемонструвало гнучкість Python у створенні інструментів з високим рівнем абстракції.</w:t>
       </w:r>
     </w:p>
     <w:sectPr>
